--- a/TRE_Submission_Package_Final/submission/cover_letter_TRE_Eslam_TagElsir.docx
+++ b/TRE_Submission_Package_Final/submission/cover_letter_TRE_Eslam_TagElsir.docx
@@ -95,7 +95,7 @@
       <w:r>
         <w:t>Eslam TagElsir</w:t>
         <w:br/>
-        <w:t>[Department - not yet provided], [Institution - not yet provided]</w:t>
+        <w:t>Independent Researcher</w:t>
         <w:br/>
         <w:t>Egypt</w:t>
         <w:br/>

--- a/TRE_Submission_Package_Final/submission/cover_letter_TRE_Eslam_TagElsir.docx
+++ b/TRE_Submission_Package_Final/submission/cover_letter_TRE_Eslam_TagElsir.docx
@@ -85,7 +85,7 @@
         <w:pStyle w:val="BodyText"/>
       </w:pPr>
       <w:r>
-        <w:t>[FINAL AUTHOR CONFIRMATION REQUIRED BEFORE SUBMISSION: This manuscript is original, has not been published previously, and is not under consideration by another journal.]</w:t>
+        <w:t>I confirm that this manuscript is original, has not been published previously, and is not under consideration by another journal.</w:t>
       </w:r>
     </w:p>
     <w:p>
